--- a/러시아 인권변호사/8부/8부_12화_이졸다를_죽인_돈.docx
+++ b/러시아 인권변호사/8부/8부_12화_이졸다를_죽인_돈.docx
@@ -36,7 +36,7 @@
           <w:i w:val="0"/>
           <w:sz w:val="22"/>
         </w:rPr>
-        <w:t>알렉세이 “료샤” 오를로프(대통령) / 이리나 올레고브나 마르첸코(대통령 행정실장) / 카탸 리시나(대통령 비서실 실무 총괄) / 아나스타시야 “나스탸” 드미트리예브나(재정투명성 서비스 책임자) / 베니아민 올레고비치 스트레시네프(사무국·문서고 책임자) / 수사관 올레그 마르첸코(6부 테러 수사 책임자, 이리나와 무관) / 파벨 드미트리예비치 구르킨(국가보안기관장) / 스타니슬라프 이고레비치 보구슬랍스키(전 재무차관, 5부 1화의 그 사람, 지금은 민간 은행 고문) / 아베린(전 보안기관 대령, 5부 9화 이후 수감 중) / 보구슬랍스키의 변호인 / 이졸다·키릴·로만 샤바노프·리트비노프·자하르첸코(언급만)</w:t>
+        <w:t>알렉세이 “료샤” 오를로프(대통령) / 이리나 올레고브나 마르첸코(대통령 행정실장) / 카탸 리시나(대통령 비서실 실무 총괄) / 아나스타시야 “나스탸” 드미트리예브나(재정투명성 서비스 책임자) / 베니아민 올레고비치 스트레시네프(사무국·문서고 책임자) / 수사관 올레그 마르첸코(6부 테러 수사 책임자, 이리나와 무관) / 로디온 드미트리예비치 구르킨(국가보안기관장) / 스타니슬라프 이고레비치 보구슬랍스키(전 재무차관, 5부 1화의 그 사람, 지금은 민간 은행 고문) / 아베린(전 보안기관 대령, 5부 9화 이후 수감 중) / 보구슬랍스키의 변호인 / 이졸다·키릴·로만 샤바노프·리트비노프·자하르첸코(언급만)</w:t>
       </w:r>
     </w:p>
     <w:p>
@@ -3138,7 +3138,7 @@
           <w:i w:val="0"/>
           <w:sz w:val="22"/>
         </w:rPr>
-        <w:t>Павел Дмитриевич, у следствия нет оснований для запрета выезда. Он свидетель.</w:t>
+        <w:t>Родион Дмитриевич, у следствия нет оснований для запрета выезда. Он свидетель.</w:t>
       </w:r>
     </w:p>
     <w:p>
@@ -3161,7 +3161,7 @@
           <w:i w:val="0"/>
           <w:sz w:val="22"/>
         </w:rPr>
-        <w:t>У следствия нет. У моей службы есть оперативные основания. Я могу задержать его на границе на сорок восемь часов — «проверка документов», «сбой в базе». Никто не удивится. До понедельника доживёт до суда, а там уже закон.</w:t>
+        <w:t>У следствия нет. У моей службы есть оперативные основания. Я могу задержать его на границе на сорок восемь часов — «проверка документов», «сбой в базе». Никто не удивится. До понедельника посидит у нас, а там уже суд и закон.</w:t>
       </w:r>
     </w:p>
     <w:p>
@@ -3395,7 +3395,7 @@
           <w:i w:val="0"/>
           <w:sz w:val="22"/>
         </w:rPr>
-        <w:t xml:space="preserve"> Павел Дмитриевич, два года назад, после теракта, вы предложили мне расширить полномочия ваших людей. Я сказал «нет». Вы помните, что я тогда добавил?</w:t>
+        <w:t xml:space="preserve"> Родион Дмитриевич, два года назад, после теракта, вы предложили мне расширить полномочия ваших людей. Я сказал «нет». Вы помните, что я тогда добавил?</w:t>
       </w:r>
     </w:p>
     <w:p>

--- a/러시아 인권변호사/8부/8부_12화_이졸다를_죽인_돈.docx
+++ b/러시아 인권변호사/8부/8부_12화_이졸다를_죽인_돈.docx
@@ -278,7 +278,7 @@
           <w:i w:val="0"/>
           <w:sz w:val="22"/>
         </w:rPr>
-        <w:t>Мы вернулись. Через три с лишним года.</w:t>
+        <w:t>Мы вернулись. Почти через три года.</w:t>
       </w:r>
     </w:p>
     <w:p>
@@ -4783,7 +4783,7 @@
           <w:i w:val="0"/>
           <w:sz w:val="22"/>
         </w:rPr>
-        <w:t xml:space="preserve"> Мне осталось меньше двух лет. Я хотел уйти, зная, кто это сделал.</w:t>
+        <w:t xml:space="preserve"> Мне осталось меньше трёх лет. Я хотел уйти, зная, кто это сделал.</w:t>
       </w:r>
     </w:p>
     <w:p>
@@ -4977,7 +4977,7 @@
           <w:color w:val="555555"/>
           <w:sz w:val="22"/>
         </w:rPr>
-        <w:t>[12화 끝 — 다음 화 예고: 「마지막 해」(9부 1화), 약 1년 뒤 두 번째 임기의 마지막 해. 6부에서 승복했던 코발추크가 정당이 된 「Спокойная страна」를 이끌고 야당 지도자로 돌아오고, 모두가 묻기 시작한다 — 누가 다음인가.]</w:t>
+        <w:t>[12화 끝 — 다음 화 예고: 「마지막 해」(9부 1화), 약 2년 뒤 두 번째 임기의 마지막 해. 6부에서 승복했던 코발추크가 정당이 된 「Спокойная страна」를 이끌고 야당 지도자로 돌아오고, 모두가 묻기 시작한다 — 누가 다음인가.]</w:t>
       </w:r>
     </w:p>
     <w:sectPr>

--- a/러시아 인권변호사/8부/8부_12화_이졸다를_죽인_돈.docx
+++ b/러시아 인권변호사/8부/8부_12화_이졸다를_죽인_돈.docx
@@ -36,7 +36,7 @@
           <w:i w:val="0"/>
           <w:sz w:val="22"/>
         </w:rPr>
-        <w:t>알렉세이 “료샤” 오를로프(대통령) / 이리나 올레고브나 마르첸코(대통령 행정실장) / 카탸 리시나(대통령 비서실 실무 총괄) / 아나스타시야 “나스탸” 드미트리예브나(재정투명성 서비스 책임자) / 베니아민 올레고비치 스트레시네프(사무국·문서고 책임자) / 수사관 올레그 마르첸코(6부 테러 수사 책임자, 이리나와 무관) / 로디온 드미트리예비치 구르킨(국가보안기관장) / 스타니슬라프 이고레비치 보구슬랍스키(전 재무차관, 5부 1화의 그 사람, 지금은 민간 은행 고문) / 아베린(전 보안기관 대령, 5부 9화 이후 수감 중) / 보구슬랍스키의 변호인 / 이졸다·키릴·로만 샤바노프·리트비노프·자하르첸코(언급만)</w:t>
+        <w:t>알렉세이 “료샤” 오를로프(대통령) / 이리나 올레고브나 마르첸코(대통령 행정실장) / 카탸 리시나(대통령 비서실 실무 총괄) / 아나스타시야 “나스탸” 드미트리예브나(재정투명성 서비스 책임자) / 베니아민 올레고비치 스트레시네프(사무국·문서고 책임자) / 수사관 콘스탄틴 마르첸코(6부 테러 수사 책임자, 이리나와 무관) / 로디온 드미트리예비치 구르킨(국가보안기관장) / 스타니슬라프 이고레비치 보구슬랍스키(전 재무차관, 5부 1화의 그 사람, 지금은 민간 은행 고문) / 아베린(전 보안기관 대령, 5부 9화 이후 수감 중) / 보구슬랍스키의 변호인 / 이졸다·키릴·로만 샤바노프·리트비노프·자하르첸코(언급만)</w:t>
       </w:r>
     </w:p>
     <w:p>
